--- a/docs/bidding_samples/mau_mock_proposal.docx
+++ b/docs/bidding_samples/mau_mock_proposal.docx
@@ -539,7 +539,7 @@
           </w:tcPr>
           <w:p>
             <w:r>
-              <w:t>10–15</w:t>
+              <w:t>40–60</w:t>
             </w:r>
           </w:p>
         </w:tc>
@@ -581,7 +581,7 @@
           </w:tcPr>
           <w:p>
             <w:r>
-              <w:t>30–50</w:t>
+              <w:t>120–180</w:t>
             </w:r>
           </w:p>
         </w:tc>
@@ -1050,7 +1050,7 @@
           </w:tcPr>
           <w:p>
             <w:r>
-              <w:t>2</w:t>
+              <w:t>9</w:t>
             </w:r>
           </w:p>
         </w:tc>
@@ -1060,7 +1060,7 @@
           </w:tcPr>
           <w:p>
             <w:r>
-              <w:t>19/10–20/10/2026</w:t>
+              <w:t>26/10–05/11/2026</w:t>
             </w:r>
           </w:p>
         </w:tc>
@@ -1112,7 +1112,7 @@
           </w:tcPr>
           <w:p>
             <w:r>
-              <w:t>2</w:t>
+              <w:t>9</w:t>
             </w:r>
           </w:p>
         </w:tc>
@@ -1122,7 +1122,7 @@
           </w:tcPr>
           <w:p>
             <w:r>
-              <w:t>19/10–20/10/2026</w:t>
+              <w:t>26/10–05/11/2026</w:t>
             </w:r>
           </w:p>
         </w:tc>
@@ -1174,7 +1174,7 @@
           </w:tcPr>
           <w:p>
             <w:r>
-              <w:t>2</w:t>
+              <w:t>8</w:t>
             </w:r>
           </w:p>
         </w:tc>
@@ -1184,7 +1184,7 @@
           </w:tcPr>
           <w:p>
             <w:r>
-              <w:t>21/10–22/10/2026</w:t>
+              <w:t>06/11–17/11/2026</w:t>
             </w:r>
           </w:p>
         </w:tc>
@@ -1236,7 +1236,7 @@
           </w:tcPr>
           <w:p>
             <w:r>
-              <w:t>2</w:t>
+              <w:t>8</w:t>
             </w:r>
           </w:p>
         </w:tc>
@@ -1246,7 +1246,7 @@
           </w:tcPr>
           <w:p>
             <w:r>
-              <w:t>21/10–21/10/2026</w:t>
+              <w:t>06/11–11/11/2026</w:t>
             </w:r>
           </w:p>
         </w:tc>
@@ -1298,7 +1298,7 @@
           </w:tcPr>
           <w:p>
             <w:r>
-              <w:t>2</w:t>
+              <w:t>8</w:t>
             </w:r>
           </w:p>
         </w:tc>
@@ -1308,7 +1308,7 @@
           </w:tcPr>
           <w:p>
             <w:r>
-              <w:t>21/10–21/10/2026</w:t>
+              <w:t>06/11–11/11/2026</w:t>
             </w:r>
           </w:p>
         </w:tc>
@@ -1360,7 +1360,7 @@
           </w:tcPr>
           <w:p>
             <w:r>
-              <w:t>2</w:t>
+              <w:t>8</w:t>
             </w:r>
           </w:p>
         </w:tc>
@@ -1370,7 +1370,7 @@
           </w:tcPr>
           <w:p>
             <w:r>
-              <w:t>23/10–26/10/2026</w:t>
+              <w:t>18/11–27/11/2026</w:t>
             </w:r>
           </w:p>
         </w:tc>
@@ -1422,7 +1422,7 @@
           </w:tcPr>
           <w:p>
             <w:r>
-              <w:t>5</w:t>
+              <w:t>17</w:t>
             </w:r>
           </w:p>
         </w:tc>
@@ -1432,7 +1432,7 @@
           </w:tcPr>
           <w:p>
             <w:r>
-              <w:t>28/10–03/11/2026</w:t>
+              <w:t>04/12–28/12/2026</w:t>
             </w:r>
           </w:p>
         </w:tc>
@@ -1484,7 +1484,7 @@
           </w:tcPr>
           <w:p>
             <w:r>
-              <w:t>5</w:t>
+              <w:t>17</w:t>
             </w:r>
           </w:p>
         </w:tc>
@@ -1494,7 +1494,7 @@
           </w:tcPr>
           <w:p>
             <w:r>
-              <w:t>28/10–03/11/2026</w:t>
+              <w:t>04/12–28/12/2026</w:t>
             </w:r>
           </w:p>
         </w:tc>
@@ -1546,7 +1546,7 @@
           </w:tcPr>
           <w:p>
             <w:r>
-              <w:t>5</w:t>
+              <w:t>17</w:t>
             </w:r>
           </w:p>
         </w:tc>
@@ -1556,7 +1556,7 @@
           </w:tcPr>
           <w:p>
             <w:r>
-              <w:t>04/11–10/11/2026</w:t>
+              <w:t>29/12–20/01/2027</w:t>
             </w:r>
           </w:p>
         </w:tc>
@@ -1608,7 +1608,7 @@
           </w:tcPr>
           <w:p>
             <w:r>
-              <w:t>5</w:t>
+              <w:t>17</w:t>
             </w:r>
           </w:p>
         </w:tc>
@@ -1618,7 +1618,7 @@
           </w:tcPr>
           <w:p>
             <w:r>
-              <w:t>04/11–06/11/2026</w:t>
+              <w:t>29/12–08/01/2027</w:t>
             </w:r>
           </w:p>
         </w:tc>
@@ -1670,7 +1670,7 @@
           </w:tcPr>
           <w:p>
             <w:r>
-              <w:t>4</w:t>
+              <w:t>17</w:t>
             </w:r>
           </w:p>
         </w:tc>
@@ -1680,7 +1680,7 @@
           </w:tcPr>
           <w:p>
             <w:r>
-              <w:t>04/11–09/11/2026</w:t>
+              <w:t>29/12–20/01/2027</w:t>
             </w:r>
           </w:p>
         </w:tc>
@@ -1732,7 +1732,7 @@
           </w:tcPr>
           <w:p>
             <w:r>
-              <w:t>4</w:t>
+              <w:t>17</w:t>
             </w:r>
           </w:p>
         </w:tc>
@@ -1742,7 +1742,7 @@
           </w:tcPr>
           <w:p>
             <w:r>
-              <w:t>04/11–09/11/2026</w:t>
+              <w:t>29/12–20/01/2027</w:t>
             </w:r>
           </w:p>
         </w:tc>
@@ -1794,7 +1794,7 @@
           </w:tcPr>
           <w:p>
             <w:r>
-              <w:t>4</w:t>
+              <w:t>16</w:t>
             </w:r>
           </w:p>
         </w:tc>
@@ -1804,7 +1804,7 @@
           </w:tcPr>
           <w:p>
             <w:r>
-              <w:t>04/11–05/11/2026</w:t>
+              <w:t>29/12–07/01/2027</w:t>
             </w:r>
           </w:p>
         </w:tc>
@@ -1856,7 +1856,7 @@
           </w:tcPr>
           <w:p>
             <w:r>
-              <w:t>4</w:t>
+              <w:t>16</w:t>
             </w:r>
           </w:p>
         </w:tc>
@@ -1866,7 +1866,7 @@
           </w:tcPr>
           <w:p>
             <w:r>
-              <w:t>11/11–16/11/2026</w:t>
+              <w:t>21/01–11/02/2027</w:t>
             </w:r>
           </w:p>
         </w:tc>
@@ -1918,7 +1918,7 @@
           </w:tcPr>
           <w:p>
             <w:r>
-              <w:t>4</w:t>
+              <w:t>16</w:t>
             </w:r>
           </w:p>
         </w:tc>
@@ -1928,7 +1928,7 @@
           </w:tcPr>
           <w:p>
             <w:r>
-              <w:t>28/10–02/11/2026</w:t>
+              <w:t>04/12–25/12/2026</w:t>
             </w:r>
           </w:p>
         </w:tc>
@@ -1990,7 +1990,7 @@
           </w:tcPr>
           <w:p>
             <w:r>
-              <w:t>20/11–30/11/2026</w:t>
+              <w:t>24/02–04/03/2027</w:t>
             </w:r>
           </w:p>
         </w:tc>
@@ -2052,7 +2052,7 @@
           </w:tcPr>
           <w:p>
             <w:r>
-              <w:t>20/11–30/11/2026</w:t>
+              <w:t>24/02–04/03/2027</w:t>
             </w:r>
           </w:p>
         </w:tc>
@@ -2114,7 +2114,7 @@
           </w:tcPr>
           <w:p>
             <w:r>
-              <w:t>01/12–09/12/2026</w:t>
+              <w:t>05/03–15/03/2027</w:t>
             </w:r>
           </w:p>
         </w:tc>
@@ -2176,7 +2176,7 @@
           </w:tcPr>
           <w:p>
             <w:r>
-              <w:t>01/12–09/12/2026</w:t>
+              <w:t>05/03–15/03/2027</w:t>
             </w:r>
           </w:p>
         </w:tc>
@@ -2238,7 +2238,7 @@
           </w:tcPr>
           <w:p>
             <w:r>
-              <w:t>01/12–09/12/2026</w:t>
+              <w:t>05/03–15/03/2027</w:t>
             </w:r>
           </w:p>
         </w:tc>
@@ -2300,7 +2300,7 @@
           </w:tcPr>
           <w:p>
             <w:r>
-              <w:t>01/12–09/12/2026</w:t>
+              <w:t>05/03–15/03/2027</w:t>
             </w:r>
           </w:p>
         </w:tc>
@@ -2362,7 +2362,7 @@
           </w:tcPr>
           <w:p>
             <w:r>
-              <w:t>01/12–09/12/2026</w:t>
+              <w:t>05/03–15/03/2027</w:t>
             </w:r>
           </w:p>
         </w:tc>
@@ -2424,7 +2424,7 @@
           </w:tcPr>
           <w:p>
             <w:r>
-              <w:t>01/12–09/12/2026</w:t>
+              <w:t>05/03–15/03/2027</w:t>
             </w:r>
           </w:p>
         </w:tc>
@@ -2486,7 +2486,7 @@
           </w:tcPr>
           <w:p>
             <w:r>
-              <w:t>10/12–17/12/2026</w:t>
+              <w:t>16/03–23/03/2027</w:t>
             </w:r>
           </w:p>
         </w:tc>
@@ -2548,7 +2548,7 @@
           </w:tcPr>
           <w:p>
             <w:r>
-              <w:t>10/12–17/12/2026</w:t>
+              <w:t>16/03–23/03/2027</w:t>
             </w:r>
           </w:p>
         </w:tc>
@@ -2610,7 +2610,7 @@
           </w:tcPr>
           <w:p>
             <w:r>
-              <w:t>20/11–27/11/2026</w:t>
+              <w:t>24/02–03/03/2027</w:t>
             </w:r>
           </w:p>
         </w:tc>
@@ -2672,7 +2672,7 @@
           </w:tcPr>
           <w:p>
             <w:r>
-              <w:t>20/11–27/11/2026</w:t>
+              <w:t>24/02–03/03/2027</w:t>
             </w:r>
           </w:p>
         </w:tc>
@@ -2758,7 +2758,7 @@
           </w:tcPr>
           <w:p>
             <w:r>
-              <w:t>19/10/2026</w:t>
+              <w:t>26/10/2026</w:t>
             </w:r>
           </w:p>
         </w:tc>
@@ -2790,7 +2790,7 @@
           </w:tcPr>
           <w:p>
             <w:r>
-              <w:t>27/10/2026</w:t>
+              <w:t>03/12/2026</w:t>
             </w:r>
           </w:p>
         </w:tc>
@@ -2822,7 +2822,7 @@
           </w:tcPr>
           <w:p>
             <w:r>
-              <w:t>19/11/2026</w:t>
+              <w:t>23/02/2027</w:t>
             </w:r>
           </w:p>
         </w:tc>
@@ -2854,7 +2854,7 @@
           </w:tcPr>
           <w:p>
             <w:r>
-              <w:t>05/01/2027</w:t>
+              <w:t>09/04/2027</w:t>
             </w:r>
           </w:p>
         </w:tc>
@@ -3432,7 +3432,7 @@
           </w:tcPr>
           <w:p>
             <w:r>
-              <w:t>12.0</w:t>
+              <w:t>50.0</w:t>
             </w:r>
           </w:p>
         </w:tc>
@@ -3442,7 +3442,7 @@
           </w:tcPr>
           <w:p>
             <w:r>
-              <w:t>39.600.000 ₫</w:t>
+              <w:t>164.700.000 ₫</w:t>
             </w:r>
           </w:p>
         </w:tc>
@@ -3452,7 +3452,7 @@
           </w:tcPr>
           <w:p>
             <w:r>
-              <w:t>33.000.000 ₫ – 49.500.000 ₫</w:t>
+              <w:t>131.760.000 ₫ – 197.640.000 ₫</w:t>
             </w:r>
           </w:p>
         </w:tc>
@@ -3474,7 +3474,7 @@
           </w:tcPr>
           <w:p>
             <w:r>
-              <w:t>40.0</w:t>
+              <w:t>150.0</w:t>
             </w:r>
           </w:p>
         </w:tc>
@@ -3484,7 +3484,7 @@
           </w:tcPr>
           <w:p>
             <w:r>
-              <w:t>127.200.000 ₫</w:t>
+              <w:t>473.800.000 ₫</w:t>
             </w:r>
           </w:p>
         </w:tc>
@@ -3494,7 +3494,7 @@
           </w:tcPr>
           <w:p>
             <w:r>
-              <w:t>95.400.000 ₫ – 159.000.000 ₫</w:t>
+              <w:t>379.040.000 ₫ – 568.560.000 ₫</w:t>
             </w:r>
           </w:p>
         </w:tc>
@@ -3566,7 +3566,7 @@
           </w:tcPr>
           <w:p>
             <w:r>
-              <w:t>61.110.000 ₫</w:t>
+              <w:t>131.865.000 ₫</w:t>
             </w:r>
           </w:p>
         </w:tc>
@@ -3604,7 +3604,7 @@
           </w:tcPr>
           <w:p>
             <w:r>
-              <w:t>468.510.000 ₫</w:t>
+              <w:t>1.010.965.000 ₫</w:t>
             </w:r>
           </w:p>
         </w:tc>
@@ -3614,7 +3614,7 @@
           </w:tcPr>
           <w:p>
             <w:r>
-              <w:t>355.178.000 ₫ – 585.638.000 ₫</w:t>
+              <w:t>794.937.000 ₫ – 1.226.992.000 ₫</w:t>
             </w:r>
           </w:p>
         </w:tc>
@@ -3710,7 +3710,7 @@
           </w:tcPr>
           <w:p>
             <w:r>
-              <w:t>140.553.000 ₫</w:t>
+              <w:t>303.290.000 ₫</w:t>
             </w:r>
           </w:p>
         </w:tc>
@@ -3742,7 +3742,7 @@
           </w:tcPr>
           <w:p>
             <w:r>
-              <w:t>187.404.000 ₫</w:t>
+              <w:t>404.386.000 ₫</w:t>
             </w:r>
           </w:p>
         </w:tc>
@@ -3774,7 +3774,7 @@
           </w:tcPr>
           <w:p>
             <w:r>
-              <w:t>140.553.000 ₫</w:t>
+              <w:t>303.290.000 ₫</w:t>
             </w:r>
           </w:p>
         </w:tc>
@@ -3802,7 +3802,7 @@
         <w:pStyle w:val="ListBullet"/>
       </w:pPr>
       <w:r>
-        <w:t>Ngày công = WBS 132 (PM đã nằm trong WBS).</w:t>
+        <w:t>Ngày công = WBS 280 (PM đã nằm trong WBS).</w:t>
       </w:r>
     </w:p>
     <w:p>
